--- a/docs/Design.docx
+++ b/docs/Design.docx
@@ -1045,6 +1045,114 @@
     </w:p>
     <w:p>
       <w:pPr>
+        <w:pStyle w:val="Heading2"/>
+      </w:pPr>
+      <w:r>
+        <w:t>5.1 Database Technology Decision: File-Based SQLite</w:t>
+      </w:r>
+    </w:p>
+    <w:p>
+      <w:r>
+        <w:t>Each microservice uses its own file-based SQLite database rather than an in-memory database. This choice satisfies the exercise requirement for an embedded database while preserving data across normal process and container restarts.</w:t>
+      </w:r>
+    </w:p>
+    <w:p>
+      <w:pPr>
+        <w:pStyle w:val="Heading3"/>
+      </w:pPr>
+      <w:r>
+        <w:t>Rationale</w:t>
+      </w:r>
+    </w:p>
+    <w:p>
+      <w:pPr>
+        <w:pStyle w:val="ListBullet"/>
+      </w:pPr>
+      <w:r>
+        <w:t>Restart persistence: event records, account transactions, and balances remain available after a service or container restarts.</w:t>
+      </w:r>
+    </w:p>
+    <w:p>
+      <w:pPr>
+        <w:pStyle w:val="ListBullet"/>
+      </w:pPr>
+      <w:r>
+        <w:t>Operational realism: persistence behavior is closer to a production service than an in-memory database, making recovery and idempotency demonstrations more meaningful.</w:t>
+      </w:r>
+    </w:p>
+    <w:p>
+      <w:pPr>
+        <w:pStyle w:val="ListBullet"/>
+      </w:pPr>
+      <w:r>
+        <w:t>Low setup cost: SQLite is embedded and requires no separate database server, credentials, or additional infrastructure.</w:t>
+      </w:r>
+    </w:p>
+    <w:p>
+      <w:pPr>
+        <w:pStyle w:val="ListBullet"/>
+      </w:pPr>
+      <w:r>
+        <w:t>Service isolation: the Gateway and Account Service retain separate database files and do not share tables or state.</w:t>
+      </w:r>
+    </w:p>
+    <w:p>
+      <w:pPr>
+        <w:pStyle w:val="ListBullet"/>
+      </w:pPr>
+      <w:r>
+        <w:t>Deterministic review: a reviewer can restart the stack and verify that previously submitted events and balances remain present.</w:t>
+      </w:r>
+    </w:p>
+    <w:p>
+      <w:pPr>
+        <w:pStyle w:val="ListBullet"/>
+      </w:pPr>
+      <w:r>
+        <w:t>Docker compatibility: named volumes can store each SQLite file outside the container writable layer, allowing docker compose down/up without data loss.</w:t>
+      </w:r>
+    </w:p>
+    <w:p>
+      <w:pPr>
+        <w:pStyle w:val="Heading3"/>
+      </w:pPr>
+      <w:r>
+        <w:t>Why Not an In-Memory Database?</w:t>
+      </w:r>
+    </w:p>
+    <w:p>
+      <w:r>
+        <w:t>An in-memory database would also satisfy the assignment, but all data would be lost whenever a process exits. That would make restart behavior less realistic and could obscure whether idempotency and account state remain correct after recovery. In-memory databases remain useful for isolated unit tests where speed and automatic cleanup are more important than persistence.</w:t>
+      </w:r>
+    </w:p>
+    <w:p>
+      <w:pPr>
+        <w:pStyle w:val="Heading3"/>
+      </w:pPr>
+      <w:r>
+        <w:t>Persistence and Reset Behavior</w:t>
+      </w:r>
+    </w:p>
+    <w:p>
+      <w:r>
+        <w:t>In Docker Compose, the Gateway database is stored in a gateway-data volume and the Account Service database is stored in an account-data volume. Stopping or recreating containers preserves these named volumes. Running docker compose down -v intentionally removes the volumes and resets all application data.</w:t>
+      </w:r>
+    </w:p>
+    <w:p>
+      <w:pPr>
+        <w:pStyle w:val="Heading3"/>
+      </w:pPr>
+      <w:r>
+        <w:t>Limitations and Production Positioning</w:t>
+      </w:r>
+    </w:p>
+    <w:p>
+      <w:r>
+        <w:t>SQLite is appropriate for this bounded take-home exercise, but it is not the recommended production database for a horizontally scaled, high-concurrency financial platform. A production deployment would typically use a managed relational database such as PostgreSQL for stronger concurrent-write behavior, backups, replication, failover, access controls, and operational tooling. The repository and service layers keep this replacement localized.</w:t>
+      </w:r>
+    </w:p>
+    <w:p>
+      <w:pPr>
         <w:jc w:val="center"/>
       </w:pPr>
       <w:r>
@@ -1060,7 +1168,7 @@
         <w:pStyle w:val="Heading2"/>
       </w:pPr>
       <w:r>
-        <w:t>5.1 Gateway Event Record</w:t>
+        <w:t>5.2 Gateway Event Record</w:t>
       </w:r>
     </w:p>
     <w:tbl>
@@ -1453,7 +1561,7 @@
         <w:pStyle w:val="Heading2"/>
       </w:pPr>
       <w:r>
-        <w:t>5.2 Account and Transaction Records</w:t>
+        <w:t>5.3 Account and Transaction Records</w:t>
       </w:r>
     </w:p>
     <w:tbl>
@@ -1590,7 +1698,7 @@
         <w:pStyle w:val="Heading2"/>
       </w:pPr>
       <w:r>
-        <w:t>5.3 Transaction Boundary</w:t>
+        <w:t>5.4 Transaction Boundary</w:t>
       </w:r>
     </w:p>
     <w:p>
